--- a/10.8媒体信息摘报.docx
+++ b/10.8媒体信息摘报.docx
@@ -68,7 +68,7 @@
           <w:b w:val="0"/>
           <w:sz w:val="32"/>
         </w:rPr>
-        <w:t>一是电商打通出村通道。连云港赣榆海头镇发展海鲜直播，全镇活跃直播账号6000余个、主播3000余人，日均发货20万单，线上年交易额突破100亿元；布局重庆、乌鲁木齐、太原三大海鲜前置仓，使乌鲁木齐成为赣榆海鲜进入中亚市场的枢纽。沭阳周圈村1200余户全员从事盆景与绿化苗木，800余人搞直播销售，从"卖单品"转向"卖场景、卖设计、卖服务"，九玖小院庭院套餐起售价数万元至数十万元。</w:t>
+        <w:t>一是电商打通出村通道。连云港赣榆海头镇发展海鲜直播，活跃直播账号6000余个、主播3000余人，日均发货20万单，线上年交易额突破100亿元；布局重庆、乌鲁木齐、太原三大海鲜前置仓，使乌鲁木齐成为进入中亚市场的枢纽。沭阳周圈村1200余户从事盆景苗木，800余人搞直播销售，从"卖单品"转向"卖场景、卖设计、卖服务"。</w:t>
       </w:r>
     </w:p>
     <w:p>
@@ -82,7 +82,7 @@
           <w:b w:val="0"/>
           <w:sz w:val="32"/>
         </w:rPr>
-        <w:t>二是科技重塑产业根基。盱眙攻克种业"芯片"，"盱眙1号"于2024年通过国家审定，为全国首个国家级小龙虾新品种，50天养殖重量比常规苗提高18%以上；龙虾超级工厂占地369亩、总投资约12.5亿元，液氮锁鲜技术使保鲜期延至18个月，一期日加工能力80至100吨，全面投产后预计年产龙虾制品10万吨、调料5万吨、年产值15亿元。赣榆三文鱼AI数码渔桶水体循环利用率突破97%，依托AIoT平台实时监测12项水质指标，实现"一人管一车间"。</w:t>
+        <w:t>二是科技重塑产业根基。盱眙攻克种业"芯片"，"盱眙1号"2024年通过国家审定，为全国首个国家级小龙虾新品种，50天养殖重量提高18%以上；龙虾超级工厂占地369亩、总投资约12.5亿元，液氮锁鲜使保鲜期延至18个月，全面投产后预计年产龙虾制品10万吨、调料5万吨。赣榆三文鱼AI数码渔桶水体循环利用率突破97%，实时监测12项水质指标，实现"一人管一车间"。</w:t>
       </w:r>
     </w:p>
     <w:p>
@@ -96,7 +96,7 @@
           <w:b w:val="0"/>
           <w:sz w:val="32"/>
         </w:rPr>
-        <w:t>三是链式共生壮大集群。睢宁沙集电商家居2025年网络零售额达200亿元（全省第一、全国第四），构建研发设计、生产制造、网络销售、物流仓储、配套服务完整产业链；淮海公路港日处理货量约3200吨、连通全国80个主要城市，降低运输成本超15%；落地9610、9710、9810三类跨境电商出口模式，2025年跨境出口量、出口额分别增长60%、44%。同步打造"苏农优品"省域公用品牌矩阵。</w:t>
+        <w:t>三是链式共生壮大集群。睢宁沙集电商家居2025年网络零售额达200亿元，构建研发设计、生产制造、网络销售、物流仓储、配套服务完整产业链；淮海公路港日处理货量约3200吨、连通全国80个主要城市，降低运输成本超15%；落地9610、9710、9810三类跨境电商出口模式，2025年跨境出口量、出口额分别增长60%、44%。同步打造"苏农优品"省域公用品牌矩阵。</w:t>
       </w:r>
     </w:p>
     <w:p>
@@ -150,7 +150,7 @@
           <w:b w:val="0"/>
           <w:sz w:val="32"/>
         </w:rPr>
-        <w:t>一是建设中试平台体系。聚焦"965"现代化产业体系布局中试平台、组建产业领域中试联合体；首年安排2000万元"拨改投"资金，引导设立首期规模不低于5000万元的市级中试基金；中试项目产业用地弹性年期出让最长20年，现有建设用地可享5年过渡期；探索"沙盒监管""触发式监管"。</w:t>
+        <w:t>一是建设中试平台体系。聚焦"965"现代化产业体系布局中试平台、组建产业领域中试联合体；首年安排2000万元"拨改投"资金，引导设立首期规模不低于5000万元的市级中试基金；中试项目产业用地弹性年期出让最长20年，探索"沙盒监管""触发式监管"。</w:t>
       </w:r>
     </w:p>
     <w:p>
@@ -192,7 +192,7 @@
           <w:b w:val="0"/>
           <w:sz w:val="32"/>
         </w:rPr>
-        <w:t>四是支持智能体与智能终端。研发应用给予最高300万元算力支持，终端创新最高100万元，组建"模数共振"创新联合体最高500万元；企业"人工智能+技改"单个项目最高1000万元奖励；孵化创业团队项目最高500万元股权投资；智能终端纳入消费品以旧换新补贴范围。</w:t>
+        <w:t>四是支持智能体与智能终端。研发应用给予最高300万元算力支持，终端创新最高100万元，组建"模数共振"创新联合体最高500万元；企业"人工智能+技改"单个项目最高1000万元奖励；孵化创业团队项目最高500万元股权投资。</w:t>
       </w:r>
     </w:p>
     <w:p>
@@ -206,7 +206,7 @@
           <w:b w:val="0"/>
           <w:sz w:val="32"/>
         </w:rPr>
-        <w:t>五是壮大科创金融与开放场景。到2028年力争注册基金1500支以上、规模3000亿元，种子及天使基金直投允许100%亏损；每年开放场景机会、发布场景能力各不少于500个，举办场景对接活动不少于100场，标志性应用场景最高500万元配套，给予1年"观察期"沙盒监管。</w:t>
+        <w:t>五是壮大科创金融与开放场景。到2028年力争注册基金1500支以上、规模3000亿元，种子及天使基金直投允许100%亏损；每年开放场景机会、发布场景能力各不少于500个，举办场景对接活动不少于100场，标志性应用场景最高500万元配套。</w:t>
       </w:r>
     </w:p>
     <w:p>

--- a/10.8媒体信息摘报.docx
+++ b/10.8媒体信息摘报.docx
@@ -150,7 +150,7 @@
           <w:b w:val="0"/>
           <w:sz w:val="32"/>
         </w:rPr>
-        <w:t>一是建设中试平台体系。聚焦"965"现代化产业体系布局中试平台、组建产业领域中试联合体；首年安排2000万元"拨改投"资金，引导设立首期规模不低于5000万元的市级中试基金；中试项目产业用地弹性年期出让最长20年，探索"沙盒监管""触发式监管"。</w:t>
+        <w:t>一是建设中试平台体系。聚焦"965"现代化产业体系布局中试平台、组建产业领域中试联合体；首年安排2000万元"拨改投"资金，引导设立不低于5000万元市级中试基金；中试项目产业用地弹性年期出让最长20年，探索"沙盒监管""触发式监管"。</w:t>
       </w:r>
     </w:p>
     <w:p>
@@ -164,7 +164,7 @@
           <w:b w:val="0"/>
           <w:sz w:val="32"/>
         </w:rPr>
-        <w:t>二是建强技术经理人队伍。支持高校设技术转移微专业、申报技术转移硕士点；将技术经理人纳入"武汉英才"计划；对服务机构按绩效给予每年最高300万元专项奖励（个人比例不低于50%）；为成果转化项目配备技术经理人全程陪跑。</w:t>
+        <w:t>二是建强技术经理人队伍。支持高校设技术转移微专业、申报硕士点；将技术经理人纳入"武汉英才"计划；对服务机构按绩效给予每年最高300万元专项奖励（个人比例不低于50%）；为成果转化项目配备技术经理人全程陪跑。</w:t>
       </w:r>
     </w:p>
     <w:p>
@@ -192,7 +192,7 @@
           <w:b w:val="0"/>
           <w:sz w:val="32"/>
         </w:rPr>
-        <w:t>四是支持智能体与智能终端。研发应用给予最高300万元算力支持，终端创新最高100万元，组建"模数共振"创新联合体最高500万元；企业"人工智能+技改"单个项目最高1000万元奖励；孵化创业团队项目最高500万元股权投资。</w:t>
+        <w:t>四是支持智能体与智能终端。研发应用最高300万元算力支持，终端创新最高100万元，组建"模数共振"创新联合体最高500万元；企业"人工智能+技改"最高1000万元奖励；孵化创业团队项目最高500万元股权投资。</w:t>
       </w:r>
     </w:p>
     <w:p>
